--- a/docs/entrega-coa/word/21-manual-usuario.docx
+++ b/docs/entrega-coa/word/21-manual-usuario.docx
@@ -660,11 +660,24 @@
       <w:r>
         <w:br/>
       </w:r>
-      <w:r>
+    </w:p>
+    <w:p>
+      <w:pPr>
+        <w:pStyle w:val="Prrafodelista"/>
+        <w:numPr>
+          <w:ilvl w:val="0"/>
+          <w:numId w:val="1"/>
+        </w:numPr>
+        <w:spacing w:after="60"/>
+      </w:pPr>
+      <w:r>
+        <w:rPr>
+          <w:noProof/>
+        </w:rPr>
         <w:drawing>
-          <wp:inline distT="0" distB="0" distL="0" distR="0" wp14:anchorId="370E6316" wp14:editId="7398726C">
-            <wp:extent cx="5581015" cy="2999740"/>
-            <wp:effectExtent l="0" t="0" r="635" b="0"/>
+          <wp:inline distT="0" distB="0" distL="0" distR="0" wp14:anchorId="370E6316" wp14:editId="48268C76">
+            <wp:extent cx="5581015" cy="2868067"/>
+            <wp:effectExtent l="0" t="0" r="635" b="8890"/>
             <wp:docPr id="989182885" name="Imagen 1"/>
             <wp:cNvGraphicFramePr>
               <a:graphicFrameLocks xmlns:a="http://schemas.openxmlformats.org/drawingml/2006/main" noChangeAspect="1"/>
@@ -676,20 +689,29 @@
                     <pic:cNvPr id="989182885" name=""/>
                     <pic:cNvPicPr/>
                   </pic:nvPicPr>
-                  <pic:blipFill>
+                  <pic:blipFill rotWithShape="1">
                     <a:blip r:embed="rId7"/>
+                    <a:srcRect t="4389"/>
                     <a:stretch>
                       <a:fillRect/>
                     </a:stretch>
                   </pic:blipFill>
-                  <pic:spPr>
+                  <pic:spPr bwMode="auto">
                     <a:xfrm>
                       <a:off x="0" y="0"/>
-                      <a:ext cx="5581015" cy="2999740"/>
+                      <a:ext cx="5581015" cy="2868067"/>
                     </a:xfrm>
                     <a:prstGeom prst="rect">
                       <a:avLst/>
                     </a:prstGeom>
+                    <a:ln>
+                      <a:noFill/>
+                    </a:ln>
+                    <a:extLst>
+                      <a:ext uri="{53640926-AAD7-44D8-BBD7-CCE9431645EC}">
+                        <a14:shadowObscured xmlns:a14="http://schemas.microsoft.com/office/drawing/2010/main"/>
+                      </a:ext>
+                    </a:extLst>
                   </pic:spPr>
                 </pic:pic>
               </a:graphicData>
@@ -738,10 +760,24 @@
         </w:numPr>
         <w:spacing w:after="60"/>
       </w:pPr>
-      <w:r>
+    </w:p>
+    <w:p>
+      <w:pPr>
+        <w:pStyle w:val="Prrafodelista"/>
+        <w:numPr>
+          <w:ilvl w:val="0"/>
+          <w:numId w:val="1"/>
+        </w:numPr>
+        <w:spacing w:after="60"/>
+      </w:pPr>
+      <w:r>
+        <w:rPr>
+          <w:noProof/>
+        </w:rPr>
+        <w:lastRenderedPageBreak/>
         <w:drawing>
-          <wp:inline distT="0" distB="0" distL="0" distR="0" wp14:anchorId="3CD18D23" wp14:editId="2A53CC0E">
-            <wp:extent cx="5581015" cy="2999740"/>
+          <wp:inline distT="0" distB="0" distL="0" distR="0" wp14:anchorId="3CD18D23" wp14:editId="1448B843">
+            <wp:extent cx="5581015" cy="2882697"/>
             <wp:effectExtent l="0" t="0" r="635" b="0"/>
             <wp:docPr id="2126749882" name="Imagen 1"/>
             <wp:cNvGraphicFramePr>
@@ -754,20 +790,29 @@
                     <pic:cNvPr id="2126749882" name=""/>
                     <pic:cNvPicPr/>
                   </pic:nvPicPr>
-                  <pic:blipFill>
+                  <pic:blipFill rotWithShape="1">
                     <a:blip r:embed="rId8"/>
+                    <a:srcRect t="3902"/>
                     <a:stretch>
                       <a:fillRect/>
                     </a:stretch>
                   </pic:blipFill>
-                  <pic:spPr>
+                  <pic:spPr bwMode="auto">
                     <a:xfrm>
                       <a:off x="0" y="0"/>
-                      <a:ext cx="5581015" cy="2999740"/>
+                      <a:ext cx="5581015" cy="2882697"/>
                     </a:xfrm>
                     <a:prstGeom prst="rect">
                       <a:avLst/>
                     </a:prstGeom>
+                    <a:ln>
+                      <a:noFill/>
+                    </a:ln>
+                    <a:extLst>
+                      <a:ext uri="{53640926-AAD7-44D8-BBD7-CCE9431645EC}">
+                        <a14:shadowObscured xmlns:a14="http://schemas.microsoft.com/office/drawing/2010/main"/>
+                      </a:ext>
+                    </a:extLst>
                   </pic:spPr>
                 </pic:pic>
               </a:graphicData>
@@ -790,7 +835,6 @@
           <w:sz w:val="22"/>
           <w:szCs w:val="22"/>
         </w:rPr>
-        <w:lastRenderedPageBreak/>
         <w:t xml:space="preserve">El sistema redirige al </w:t>
       </w:r>
       <w:proofErr w:type="spellStart"/>
@@ -819,10 +863,23 @@
         </w:numPr>
         <w:spacing w:after="60"/>
       </w:pPr>
-      <w:r>
+    </w:p>
+    <w:p>
+      <w:pPr>
+        <w:pStyle w:val="Prrafodelista"/>
+        <w:numPr>
+          <w:ilvl w:val="0"/>
+          <w:numId w:val="1"/>
+        </w:numPr>
+        <w:spacing w:after="60"/>
+      </w:pPr>
+      <w:r>
+        <w:rPr>
+          <w:noProof/>
+        </w:rPr>
         <w:drawing>
-          <wp:inline distT="0" distB="0" distL="0" distR="0" wp14:anchorId="7D4DBB60" wp14:editId="169E9110">
-            <wp:extent cx="5581015" cy="2999740"/>
+          <wp:inline distT="0" distB="0" distL="0" distR="0" wp14:anchorId="7D4DBB60" wp14:editId="7AF71C7A">
+            <wp:extent cx="5581015" cy="2882697"/>
             <wp:effectExtent l="0" t="0" r="635" b="0"/>
             <wp:docPr id="1080459958" name="Imagen 1"/>
             <wp:cNvGraphicFramePr>
@@ -835,26 +892,1299 @@
                     <pic:cNvPr id="1080459958" name=""/>
                     <pic:cNvPicPr/>
                   </pic:nvPicPr>
-                  <pic:blipFill>
+                  <pic:blipFill rotWithShape="1">
                     <a:blip r:embed="rId9"/>
+                    <a:srcRect t="3902"/>
                     <a:stretch>
                       <a:fillRect/>
                     </a:stretch>
                   </pic:blipFill>
-                  <pic:spPr>
+                  <pic:spPr bwMode="auto">
                     <a:xfrm>
                       <a:off x="0" y="0"/>
-                      <a:ext cx="5581015" cy="2999740"/>
+                      <a:ext cx="5581015" cy="2882697"/>
                     </a:xfrm>
                     <a:prstGeom prst="rect">
                       <a:avLst/>
                     </a:prstGeom>
+                    <a:ln>
+                      <a:noFill/>
+                    </a:ln>
+                    <a:extLst>
+                      <a:ext uri="{53640926-AAD7-44D8-BBD7-CCE9431645EC}">
+                        <a14:shadowObscured xmlns:a14="http://schemas.microsoft.com/office/drawing/2010/main"/>
+                      </a:ext>
+                    </a:extLst>
                   </pic:spPr>
                 </pic:pic>
               </a:graphicData>
             </a:graphic>
           </wp:inline>
         </w:drawing>
+      </w:r>
+    </w:p>
+    <w:p>
+      <w:pPr>
+        <w:pStyle w:val="Prrafodelista"/>
+        <w:numPr>
+          <w:ilvl w:val="0"/>
+          <w:numId w:val="1"/>
+        </w:numPr>
+        <w:spacing w:after="60"/>
+      </w:pPr>
+      <w:r>
+        <w:t>Adicionalmente, cualquier usuario puede iniciar el proceso de caracterización de forma autónoma a través del formulario público, sin necesidad de contar con la asistencia directa de un asesor.</w:t>
+      </w:r>
+    </w:p>
+    <w:p>
+      <w:pPr>
+        <w:pStyle w:val="Prrafodelista"/>
+        <w:numPr>
+          <w:ilvl w:val="0"/>
+          <w:numId w:val="1"/>
+        </w:numPr>
+        <w:spacing w:after="60"/>
+      </w:pPr>
+      <w:r>
+        <w:t>Para ello, basta con seleccionar el botón “Iniciar caracterización”, disponible en la pantalla principal de la plataforma.</w:t>
+      </w:r>
+    </w:p>
+    <w:p>
+      <w:pPr>
+        <w:pStyle w:val="Prrafodelista"/>
+        <w:numPr>
+          <w:ilvl w:val="0"/>
+          <w:numId w:val="1"/>
+        </w:numPr>
+        <w:spacing w:after="60"/>
+      </w:pPr>
+    </w:p>
+    <w:p>
+      <w:pPr>
+        <w:pStyle w:val="Prrafodelista"/>
+        <w:numPr>
+          <w:ilvl w:val="0"/>
+          <w:numId w:val="1"/>
+        </w:numPr>
+        <w:spacing w:after="60"/>
+      </w:pPr>
+      <w:r>
+        <w:rPr>
+          <w:noProof/>
+        </w:rPr>
+        <w:lastRenderedPageBreak/>
+        <w:drawing>
+          <wp:inline distT="0" distB="0" distL="0" distR="0" wp14:anchorId="06C7D7D8" wp14:editId="27BBDAF1">
+            <wp:extent cx="5581015" cy="2897328"/>
+            <wp:effectExtent l="0" t="0" r="635" b="0"/>
+            <wp:docPr id="709740556" name="Imagen 1"/>
+            <wp:cNvGraphicFramePr>
+              <a:graphicFrameLocks xmlns:a="http://schemas.openxmlformats.org/drawingml/2006/main" noChangeAspect="1"/>
+            </wp:cNvGraphicFramePr>
+            <a:graphic xmlns:a="http://schemas.openxmlformats.org/drawingml/2006/main">
+              <a:graphicData uri="http://schemas.openxmlformats.org/drawingml/2006/picture">
+                <pic:pic xmlns:pic="http://schemas.openxmlformats.org/drawingml/2006/picture">
+                  <pic:nvPicPr>
+                    <pic:cNvPr id="709740556" name=""/>
+                    <pic:cNvPicPr/>
+                  </pic:nvPicPr>
+                  <pic:blipFill rotWithShape="1">
+                    <a:blip r:embed="rId10"/>
+                    <a:srcRect t="3414"/>
+                    <a:stretch>
+                      <a:fillRect/>
+                    </a:stretch>
+                  </pic:blipFill>
+                  <pic:spPr bwMode="auto">
+                    <a:xfrm>
+                      <a:off x="0" y="0"/>
+                      <a:ext cx="5581015" cy="2897328"/>
+                    </a:xfrm>
+                    <a:prstGeom prst="rect">
+                      <a:avLst/>
+                    </a:prstGeom>
+                    <a:ln>
+                      <a:noFill/>
+                    </a:ln>
+                    <a:extLst>
+                      <a:ext uri="{53640926-AAD7-44D8-BBD7-CCE9431645EC}">
+                        <a14:shadowObscured xmlns:a14="http://schemas.microsoft.com/office/drawing/2010/main"/>
+                      </a:ext>
+                    </a:extLst>
+                  </pic:spPr>
+                </pic:pic>
+              </a:graphicData>
+            </a:graphic>
+          </wp:inline>
+        </w:drawing>
+      </w:r>
+    </w:p>
+    <w:p>
+      <w:pPr>
+        <w:pStyle w:val="Prrafodelista"/>
+        <w:numPr>
+          <w:ilvl w:val="0"/>
+          <w:numId w:val="1"/>
+        </w:numPr>
+        <w:spacing w:after="60"/>
+      </w:pPr>
+      <w:r>
+        <w:t>Esta acción redirige al formulario de caracterización, el cual podrá ser completado por el usuario de forma independiente.</w:t>
+      </w:r>
+    </w:p>
+    <w:p>
+      <w:pPr>
+        <w:pStyle w:val="Prrafodelista"/>
+        <w:numPr>
+          <w:ilvl w:val="0"/>
+          <w:numId w:val="1"/>
+        </w:numPr>
+        <w:spacing w:after="60"/>
+      </w:pPr>
+      <w:r>
+        <w:t>En el primer paso, el formulario solicita datos básicos de la visita. Este es el punto de partida de un proceso que comprende 9 pasos en total, cada uno orientado a recopilar la información necesaria para el registro completo de la caracterización.</w:t>
+      </w:r>
+    </w:p>
+    <w:p>
+      <w:pPr>
+        <w:pStyle w:val="Prrafodelista"/>
+        <w:numPr>
+          <w:ilvl w:val="0"/>
+          <w:numId w:val="1"/>
+        </w:numPr>
+        <w:spacing w:after="60"/>
+      </w:pPr>
+    </w:p>
+    <w:p>
+      <w:pPr>
+        <w:pStyle w:val="Prrafodelista"/>
+        <w:numPr>
+          <w:ilvl w:val="0"/>
+          <w:numId w:val="1"/>
+        </w:numPr>
+        <w:spacing w:after="60"/>
+      </w:pPr>
+      <w:r>
+        <w:rPr>
+          <w:noProof/>
+        </w:rPr>
+        <w:drawing>
+          <wp:inline distT="0" distB="0" distL="0" distR="0" wp14:anchorId="74ACF6C0" wp14:editId="0216E66E">
+            <wp:extent cx="5581015" cy="2890012"/>
+            <wp:effectExtent l="0" t="0" r="635" b="5715"/>
+            <wp:docPr id="619606771" name="Imagen 1"/>
+            <wp:cNvGraphicFramePr>
+              <a:graphicFrameLocks xmlns:a="http://schemas.openxmlformats.org/drawingml/2006/main" noChangeAspect="1"/>
+            </wp:cNvGraphicFramePr>
+            <a:graphic xmlns:a="http://schemas.openxmlformats.org/drawingml/2006/main">
+              <a:graphicData uri="http://schemas.openxmlformats.org/drawingml/2006/picture">
+                <pic:pic xmlns:pic="http://schemas.openxmlformats.org/drawingml/2006/picture">
+                  <pic:nvPicPr>
+                    <pic:cNvPr id="619606771" name=""/>
+                    <pic:cNvPicPr/>
+                  </pic:nvPicPr>
+                  <pic:blipFill rotWithShape="1">
+                    <a:blip r:embed="rId11"/>
+                    <a:srcRect t="3658" b="1"/>
+                    <a:stretch>
+                      <a:fillRect/>
+                    </a:stretch>
+                  </pic:blipFill>
+                  <pic:spPr bwMode="auto">
+                    <a:xfrm>
+                      <a:off x="0" y="0"/>
+                      <a:ext cx="5581015" cy="2890012"/>
+                    </a:xfrm>
+                    <a:prstGeom prst="rect">
+                      <a:avLst/>
+                    </a:prstGeom>
+                    <a:ln>
+                      <a:noFill/>
+                    </a:ln>
+                    <a:extLst>
+                      <a:ext uri="{53640926-AAD7-44D8-BBD7-CCE9431645EC}">
+                        <a14:shadowObscured xmlns:a14="http://schemas.microsoft.com/office/drawing/2010/main"/>
+                      </a:ext>
+                    </a:extLst>
+                  </pic:spPr>
+                </pic:pic>
+              </a:graphicData>
+            </a:graphic>
+          </wp:inline>
+        </w:drawing>
+      </w:r>
+    </w:p>
+    <w:p>
+      <w:pPr>
+        <w:pStyle w:val="Prrafodelista"/>
+        <w:numPr>
+          <w:ilvl w:val="0"/>
+          <w:numId w:val="1"/>
+        </w:numPr>
+        <w:spacing w:after="60"/>
+      </w:pPr>
+      <w:r>
+        <w:t>En este primer paso la información solicitada es mínima y algunos campos se completan automáticamente. Al seleccionar el botón “Siguiente”, ubicado en la parte inferior derecha, el sistema avanza al segundo paso, donde se despliegan los campos de información personal del agricultor o beneficiario.</w:t>
+      </w:r>
+    </w:p>
+    <w:p>
+      <w:pPr>
+        <w:pStyle w:val="Prrafodelista"/>
+        <w:numPr>
+          <w:ilvl w:val="0"/>
+          <w:numId w:val="1"/>
+        </w:numPr>
+        <w:spacing w:after="60"/>
+      </w:pPr>
+    </w:p>
+    <w:p>
+      <w:pPr>
+        <w:pStyle w:val="Prrafodelista"/>
+        <w:numPr>
+          <w:ilvl w:val="0"/>
+          <w:numId w:val="1"/>
+        </w:numPr>
+        <w:spacing w:after="60"/>
+      </w:pPr>
+      <w:r>
+        <w:rPr>
+          <w:noProof/>
+        </w:rPr>
+        <w:lastRenderedPageBreak/>
+        <w:drawing>
+          <wp:inline distT="0" distB="0" distL="0" distR="0" wp14:anchorId="5406D83E" wp14:editId="65EA5D68">
+            <wp:extent cx="5581015" cy="2890012"/>
+            <wp:effectExtent l="0" t="0" r="635" b="5715"/>
+            <wp:docPr id="313678649" name="Imagen 1"/>
+            <wp:cNvGraphicFramePr>
+              <a:graphicFrameLocks xmlns:a="http://schemas.openxmlformats.org/drawingml/2006/main" noChangeAspect="1"/>
+            </wp:cNvGraphicFramePr>
+            <a:graphic xmlns:a="http://schemas.openxmlformats.org/drawingml/2006/main">
+              <a:graphicData uri="http://schemas.openxmlformats.org/drawingml/2006/picture">
+                <pic:pic xmlns:pic="http://schemas.openxmlformats.org/drawingml/2006/picture">
+                  <pic:nvPicPr>
+                    <pic:cNvPr id="313678649" name=""/>
+                    <pic:cNvPicPr/>
+                  </pic:nvPicPr>
+                  <pic:blipFill rotWithShape="1">
+                    <a:blip r:embed="rId12"/>
+                    <a:srcRect t="3658" b="1"/>
+                    <a:stretch>
+                      <a:fillRect/>
+                    </a:stretch>
+                  </pic:blipFill>
+                  <pic:spPr bwMode="auto">
+                    <a:xfrm>
+                      <a:off x="0" y="0"/>
+                      <a:ext cx="5581015" cy="2890012"/>
+                    </a:xfrm>
+                    <a:prstGeom prst="rect">
+                      <a:avLst/>
+                    </a:prstGeom>
+                    <a:ln>
+                      <a:noFill/>
+                    </a:ln>
+                    <a:extLst>
+                      <a:ext uri="{53640926-AAD7-44D8-BBD7-CCE9431645EC}">
+                        <a14:shadowObscured xmlns:a14="http://schemas.microsoft.com/office/drawing/2010/main"/>
+                      </a:ext>
+                    </a:extLst>
+                  </pic:spPr>
+                </pic:pic>
+              </a:graphicData>
+            </a:graphic>
+          </wp:inline>
+        </w:drawing>
+      </w:r>
+    </w:p>
+    <w:p>
+      <w:pPr>
+        <w:pStyle w:val="Prrafodelista"/>
+        <w:numPr>
+          <w:ilvl w:val="0"/>
+          <w:numId w:val="1"/>
+        </w:numPr>
+        <w:spacing w:after="60"/>
+      </w:pPr>
+      <w:r>
+        <w:t>Una vez registrada la información del beneficiario, seleccione “Siguiente” para avanzar al tercer paso, donde se ingresan los datos del predio: información fundamental para los estudios de viabilidad de la solicitud.</w:t>
+      </w:r>
+    </w:p>
+    <w:p>
+      <w:pPr>
+        <w:pStyle w:val="Prrafodelista"/>
+        <w:numPr>
+          <w:ilvl w:val="0"/>
+          <w:numId w:val="1"/>
+        </w:numPr>
+        <w:spacing w:after="60"/>
+      </w:pPr>
+    </w:p>
+    <w:p>
+      <w:pPr>
+        <w:pStyle w:val="Prrafodelista"/>
+        <w:numPr>
+          <w:ilvl w:val="0"/>
+          <w:numId w:val="1"/>
+        </w:numPr>
+        <w:spacing w:after="60"/>
+      </w:pPr>
+      <w:r>
+        <w:rPr>
+          <w:noProof/>
+        </w:rPr>
+        <w:drawing>
+          <wp:inline distT="0" distB="0" distL="0" distR="0" wp14:anchorId="3F3E2314" wp14:editId="08C443B9">
+            <wp:extent cx="5581015" cy="2882697"/>
+            <wp:effectExtent l="0" t="0" r="635" b="0"/>
+            <wp:docPr id="1758718048" name="Imagen 1"/>
+            <wp:cNvGraphicFramePr>
+              <a:graphicFrameLocks xmlns:a="http://schemas.openxmlformats.org/drawingml/2006/main" noChangeAspect="1"/>
+            </wp:cNvGraphicFramePr>
+            <a:graphic xmlns:a="http://schemas.openxmlformats.org/drawingml/2006/main">
+              <a:graphicData uri="http://schemas.openxmlformats.org/drawingml/2006/picture">
+                <pic:pic xmlns:pic="http://schemas.openxmlformats.org/drawingml/2006/picture">
+                  <pic:nvPicPr>
+                    <pic:cNvPr id="1758718048" name=""/>
+                    <pic:cNvPicPr/>
+                  </pic:nvPicPr>
+                  <pic:blipFill rotWithShape="1">
+                    <a:blip r:embed="rId13"/>
+                    <a:srcRect t="3902"/>
+                    <a:stretch>
+                      <a:fillRect/>
+                    </a:stretch>
+                  </pic:blipFill>
+                  <pic:spPr bwMode="auto">
+                    <a:xfrm>
+                      <a:off x="0" y="0"/>
+                      <a:ext cx="5581015" cy="2882697"/>
+                    </a:xfrm>
+                    <a:prstGeom prst="rect">
+                      <a:avLst/>
+                    </a:prstGeom>
+                    <a:ln>
+                      <a:noFill/>
+                    </a:ln>
+                    <a:extLst>
+                      <a:ext uri="{53640926-AAD7-44D8-BBD7-CCE9431645EC}">
+                        <a14:shadowObscured xmlns:a14="http://schemas.microsoft.com/office/drawing/2010/main"/>
+                      </a:ext>
+                    </a:extLst>
+                  </pic:spPr>
+                </pic:pic>
+              </a:graphicData>
+            </a:graphic>
+          </wp:inline>
+        </w:drawing>
+      </w:r>
+    </w:p>
+    <w:p>
+      <w:pPr>
+        <w:pStyle w:val="Prrafodelista"/>
+        <w:numPr>
+          <w:ilvl w:val="0"/>
+          <w:numId w:val="1"/>
+        </w:numPr>
+        <w:spacing w:after="60"/>
+      </w:pPr>
+    </w:p>
+    <w:p>
+      <w:pPr>
+        <w:pStyle w:val="Prrafodelista"/>
+        <w:numPr>
+          <w:ilvl w:val="0"/>
+          <w:numId w:val="1"/>
+        </w:numPr>
+        <w:spacing w:after="60"/>
+      </w:pPr>
+      <w:r>
+        <w:rPr>
+          <w:noProof/>
+        </w:rPr>
+        <w:lastRenderedPageBreak/>
+        <w:drawing>
+          <wp:inline distT="0" distB="0" distL="0" distR="0" wp14:anchorId="3B28B056" wp14:editId="00088200">
+            <wp:extent cx="5581015" cy="2890012"/>
+            <wp:effectExtent l="0" t="0" r="635" b="5715"/>
+            <wp:docPr id="1868425860" name="Imagen 1"/>
+            <wp:cNvGraphicFramePr>
+              <a:graphicFrameLocks xmlns:a="http://schemas.openxmlformats.org/drawingml/2006/main" noChangeAspect="1"/>
+            </wp:cNvGraphicFramePr>
+            <a:graphic xmlns:a="http://schemas.openxmlformats.org/drawingml/2006/main">
+              <a:graphicData uri="http://schemas.openxmlformats.org/drawingml/2006/picture">
+                <pic:pic xmlns:pic="http://schemas.openxmlformats.org/drawingml/2006/picture">
+                  <pic:nvPicPr>
+                    <pic:cNvPr id="1868425860" name=""/>
+                    <pic:cNvPicPr/>
+                  </pic:nvPicPr>
+                  <pic:blipFill rotWithShape="1">
+                    <a:blip r:embed="rId14"/>
+                    <a:srcRect t="3658" b="1"/>
+                    <a:stretch>
+                      <a:fillRect/>
+                    </a:stretch>
+                  </pic:blipFill>
+                  <pic:spPr bwMode="auto">
+                    <a:xfrm>
+                      <a:off x="0" y="0"/>
+                      <a:ext cx="5581015" cy="2890012"/>
+                    </a:xfrm>
+                    <a:prstGeom prst="rect">
+                      <a:avLst/>
+                    </a:prstGeom>
+                    <a:ln>
+                      <a:noFill/>
+                    </a:ln>
+                    <a:extLst>
+                      <a:ext uri="{53640926-AAD7-44D8-BBD7-CCE9431645EC}">
+                        <a14:shadowObscured xmlns:a14="http://schemas.microsoft.com/office/drawing/2010/main"/>
+                      </a:ext>
+                    </a:extLst>
+                  </pic:spPr>
+                </pic:pic>
+              </a:graphicData>
+            </a:graphic>
+          </wp:inline>
+        </w:drawing>
+      </w:r>
+    </w:p>
+    <w:p>
+      <w:pPr>
+        <w:pStyle w:val="Prrafodelista"/>
+        <w:numPr>
+          <w:ilvl w:val="0"/>
+          <w:numId w:val="1"/>
+        </w:numPr>
+        <w:spacing w:after="60"/>
+      </w:pPr>
+      <w:r>
+        <w:t>Este paso cuenta con herramientas de georreferenciación que permiten ubicar y delimitar el predio dentro del departamento de Santander.</w:t>
+      </w:r>
+    </w:p>
+    <w:p>
+      <w:pPr>
+        <w:pStyle w:val="Prrafodelista"/>
+        <w:numPr>
+          <w:ilvl w:val="0"/>
+          <w:numId w:val="1"/>
+        </w:numPr>
+        <w:spacing w:after="60"/>
+      </w:pPr>
+    </w:p>
+    <w:p>
+      <w:pPr>
+        <w:pStyle w:val="Prrafodelista"/>
+        <w:numPr>
+          <w:ilvl w:val="0"/>
+          <w:numId w:val="1"/>
+        </w:numPr>
+        <w:spacing w:after="60"/>
+      </w:pPr>
+      <w:r>
+        <w:rPr>
+          <w:noProof/>
+        </w:rPr>
+        <w:drawing>
+          <wp:inline distT="0" distB="0" distL="0" distR="0" wp14:anchorId="68688ACB" wp14:editId="14E190CD">
+            <wp:extent cx="5581015" cy="2890012"/>
+            <wp:effectExtent l="0" t="0" r="635" b="5715"/>
+            <wp:docPr id="313791039" name="Imagen 1"/>
+            <wp:cNvGraphicFramePr>
+              <a:graphicFrameLocks xmlns:a="http://schemas.openxmlformats.org/drawingml/2006/main" noChangeAspect="1"/>
+            </wp:cNvGraphicFramePr>
+            <a:graphic xmlns:a="http://schemas.openxmlformats.org/drawingml/2006/main">
+              <a:graphicData uri="http://schemas.openxmlformats.org/drawingml/2006/picture">
+                <pic:pic xmlns:pic="http://schemas.openxmlformats.org/drawingml/2006/picture">
+                  <pic:nvPicPr>
+                    <pic:cNvPr id="313791039" name=""/>
+                    <pic:cNvPicPr/>
+                  </pic:nvPicPr>
+                  <pic:blipFill rotWithShape="1">
+                    <a:blip r:embed="rId15"/>
+                    <a:srcRect t="3658" b="1"/>
+                    <a:stretch>
+                      <a:fillRect/>
+                    </a:stretch>
+                  </pic:blipFill>
+                  <pic:spPr bwMode="auto">
+                    <a:xfrm>
+                      <a:off x="0" y="0"/>
+                      <a:ext cx="5581015" cy="2890012"/>
+                    </a:xfrm>
+                    <a:prstGeom prst="rect">
+                      <a:avLst/>
+                    </a:prstGeom>
+                    <a:ln>
+                      <a:noFill/>
+                    </a:ln>
+                    <a:extLst>
+                      <a:ext uri="{53640926-AAD7-44D8-BBD7-CCE9431645EC}">
+                        <a14:shadowObscured xmlns:a14="http://schemas.microsoft.com/office/drawing/2010/main"/>
+                      </a:ext>
+                    </a:extLst>
+                  </pic:spPr>
+                </pic:pic>
+              </a:graphicData>
+            </a:graphic>
+          </wp:inline>
+        </w:drawing>
+      </w:r>
+    </w:p>
+    <w:p>
+      <w:pPr>
+        <w:pStyle w:val="Prrafodelista"/>
+        <w:numPr>
+          <w:ilvl w:val="0"/>
+          <w:numId w:val="1"/>
+        </w:numPr>
+        <w:spacing w:after="60"/>
+      </w:pPr>
+      <w:r>
+        <w:t>Una vez marcado nuestro polígono, procederemos a darle clic al botón “Siguiente” del paso 3, lo cual nos llevará al paso 4 siempre y cuando todo se haya diligenciado correctamente en los 3 primeros pasos.</w:t>
+      </w:r>
+    </w:p>
+    <w:p>
+      <w:pPr>
+        <w:pStyle w:val="Prrafodelista"/>
+        <w:numPr>
+          <w:ilvl w:val="0"/>
+          <w:numId w:val="1"/>
+        </w:numPr>
+        <w:spacing w:after="60"/>
+      </w:pPr>
+      <w:r>
+        <w:t>El cuarto paso recopila información de acceso al predio: rutas, distancias y referencias que orientan a los asesores para llegar correctamente a la ubicación.</w:t>
+      </w:r>
+    </w:p>
+    <w:p>
+      <w:pPr>
+        <w:pStyle w:val="Prrafodelista"/>
+        <w:numPr>
+          <w:ilvl w:val="0"/>
+          <w:numId w:val="1"/>
+        </w:numPr>
+        <w:spacing w:after="60"/>
+      </w:pPr>
+    </w:p>
+    <w:p>
+      <w:pPr>
+        <w:pStyle w:val="Prrafodelista"/>
+        <w:numPr>
+          <w:ilvl w:val="0"/>
+          <w:numId w:val="1"/>
+        </w:numPr>
+        <w:spacing w:after="60"/>
+      </w:pPr>
+      <w:r>
+        <w:rPr>
+          <w:noProof/>
+        </w:rPr>
+        <w:lastRenderedPageBreak/>
+        <w:drawing>
+          <wp:inline distT="0" distB="0" distL="0" distR="0" wp14:anchorId="6F1F5375" wp14:editId="410BF341">
+            <wp:extent cx="5581015" cy="2897328"/>
+            <wp:effectExtent l="0" t="0" r="635" b="0"/>
+            <wp:docPr id="1556071004" name="Imagen 1"/>
+            <wp:cNvGraphicFramePr>
+              <a:graphicFrameLocks xmlns:a="http://schemas.openxmlformats.org/drawingml/2006/main" noChangeAspect="1"/>
+            </wp:cNvGraphicFramePr>
+            <a:graphic xmlns:a="http://schemas.openxmlformats.org/drawingml/2006/main">
+              <a:graphicData uri="http://schemas.openxmlformats.org/drawingml/2006/picture">
+                <pic:pic xmlns:pic="http://schemas.openxmlformats.org/drawingml/2006/picture">
+                  <pic:nvPicPr>
+                    <pic:cNvPr id="1556071004" name=""/>
+                    <pic:cNvPicPr/>
+                  </pic:nvPicPr>
+                  <pic:blipFill rotWithShape="1">
+                    <a:blip r:embed="rId16"/>
+                    <a:srcRect t="3414"/>
+                    <a:stretch>
+                      <a:fillRect/>
+                    </a:stretch>
+                  </pic:blipFill>
+                  <pic:spPr bwMode="auto">
+                    <a:xfrm>
+                      <a:off x="0" y="0"/>
+                      <a:ext cx="5581015" cy="2897328"/>
+                    </a:xfrm>
+                    <a:prstGeom prst="rect">
+                      <a:avLst/>
+                    </a:prstGeom>
+                    <a:ln>
+                      <a:noFill/>
+                    </a:ln>
+                    <a:extLst>
+                      <a:ext uri="{53640926-AAD7-44D8-BBD7-CCE9431645EC}">
+                        <a14:shadowObscured xmlns:a14="http://schemas.microsoft.com/office/drawing/2010/main"/>
+                      </a:ext>
+                    </a:extLst>
+                  </pic:spPr>
+                </pic:pic>
+              </a:graphicData>
+            </a:graphic>
+          </wp:inline>
+        </w:drawing>
+      </w:r>
+    </w:p>
+    <w:p>
+      <w:pPr>
+        <w:pStyle w:val="Prrafodelista"/>
+        <w:numPr>
+          <w:ilvl w:val="0"/>
+          <w:numId w:val="1"/>
+        </w:numPr>
+        <w:spacing w:after="60"/>
+      </w:pPr>
+      <w:r>
+        <w:t>A continuación, el quinto paso aborda las fuentes hídricas y los factores de riesgo del entorno del predio: inundaciones, sequías, deslizamientos u otros. Estos datos son fundamentales para garantizar la seguridad del personal y la viabilidad del proyecto. Si no se identifican riesgos, seleccione el tipo de superficie y continúe.</w:t>
+      </w:r>
+    </w:p>
+    <w:p>
+      <w:pPr>
+        <w:pStyle w:val="Prrafodelista"/>
+        <w:numPr>
+          <w:ilvl w:val="0"/>
+          <w:numId w:val="1"/>
+        </w:numPr>
+        <w:spacing w:after="60"/>
+      </w:pPr>
+    </w:p>
+    <w:p>
+      <w:pPr>
+        <w:pStyle w:val="Prrafodelista"/>
+        <w:numPr>
+          <w:ilvl w:val="0"/>
+          <w:numId w:val="1"/>
+        </w:numPr>
+        <w:spacing w:after="60"/>
+      </w:pPr>
+      <w:r>
+        <w:drawing>
+          <wp:inline distT="0" distB="0" distL="0" distR="0" wp14:anchorId="7F072D47" wp14:editId="725898A7">
+            <wp:extent cx="5581015" cy="2882697"/>
+            <wp:effectExtent l="0" t="0" r="635" b="0"/>
+            <wp:docPr id="1736700007" name="Imagen 1"/>
+            <wp:cNvGraphicFramePr>
+              <a:graphicFrameLocks xmlns:a="http://schemas.openxmlformats.org/drawingml/2006/main" noChangeAspect="1"/>
+            </wp:cNvGraphicFramePr>
+            <a:graphic xmlns:a="http://schemas.openxmlformats.org/drawingml/2006/main">
+              <a:graphicData uri="http://schemas.openxmlformats.org/drawingml/2006/picture">
+                <pic:pic xmlns:pic="http://schemas.openxmlformats.org/drawingml/2006/picture">
+                  <pic:nvPicPr>
+                    <pic:cNvPr id="1736700007" name=""/>
+                    <pic:cNvPicPr/>
+                  </pic:nvPicPr>
+                  <pic:blipFill rotWithShape="1">
+                    <a:blip r:embed="rId17"/>
+                    <a:srcRect t="3902"/>
+                    <a:stretch>
+                      <a:fillRect/>
+                    </a:stretch>
+                  </pic:blipFill>
+                  <pic:spPr bwMode="auto">
+                    <a:xfrm>
+                      <a:off x="0" y="0"/>
+                      <a:ext cx="5581015" cy="2882697"/>
+                    </a:xfrm>
+                    <a:prstGeom prst="rect">
+                      <a:avLst/>
+                    </a:prstGeom>
+                    <a:ln>
+                      <a:noFill/>
+                    </a:ln>
+                    <a:extLst>
+                      <a:ext uri="{53640926-AAD7-44D8-BBD7-CCE9431645EC}">
+                        <a14:shadowObscured xmlns:a14="http://schemas.microsoft.com/office/drawing/2010/main"/>
+                      </a:ext>
+                    </a:extLst>
+                  </pic:spPr>
+                </pic:pic>
+              </a:graphicData>
+            </a:graphic>
+          </wp:inline>
+        </w:drawing>
+      </w:r>
+    </w:p>
+    <w:p>
+      <w:pPr>
+        <w:pStyle w:val="Prrafodelista"/>
+        <w:numPr>
+          <w:ilvl w:val="0"/>
+          <w:numId w:val="1"/>
+        </w:numPr>
+        <w:spacing w:after="60"/>
+      </w:pPr>
+      <w:r>
+        <w:t>El sexto paso corresponde al área productiva del predio. Se solicita información sobre el sistema productivo actual o proyectado — cultivos, ganadería u otro tipo de actividad agropecuaria — siendo este el único campo obligatorio del paso.</w:t>
+      </w:r>
+    </w:p>
+    <w:p>
+      <w:pPr>
+        <w:pStyle w:val="Prrafodelista"/>
+        <w:numPr>
+          <w:ilvl w:val="0"/>
+          <w:numId w:val="1"/>
+        </w:numPr>
+        <w:spacing w:after="60"/>
+      </w:pPr>
+    </w:p>
+    <w:p>
+      <w:pPr>
+        <w:pStyle w:val="Prrafodelista"/>
+        <w:numPr>
+          <w:ilvl w:val="0"/>
+          <w:numId w:val="1"/>
+        </w:numPr>
+        <w:spacing w:after="60"/>
+      </w:pPr>
+      <w:r>
+        <w:rPr>
+          <w:noProof/>
+        </w:rPr>
+        <w:lastRenderedPageBreak/>
+        <w:drawing>
+          <wp:inline distT="0" distB="0" distL="0" distR="0" wp14:anchorId="7D4FDFED" wp14:editId="18637264">
+            <wp:extent cx="5581015" cy="2890012"/>
+            <wp:effectExtent l="0" t="0" r="635" b="5715"/>
+            <wp:docPr id="1855936103" name="Imagen 1"/>
+            <wp:cNvGraphicFramePr>
+              <a:graphicFrameLocks xmlns:a="http://schemas.openxmlformats.org/drawingml/2006/main" noChangeAspect="1"/>
+            </wp:cNvGraphicFramePr>
+            <a:graphic xmlns:a="http://schemas.openxmlformats.org/drawingml/2006/main">
+              <a:graphicData uri="http://schemas.openxmlformats.org/drawingml/2006/picture">
+                <pic:pic xmlns:pic="http://schemas.openxmlformats.org/drawingml/2006/picture">
+                  <pic:nvPicPr>
+                    <pic:cNvPr id="1855936103" name=""/>
+                    <pic:cNvPicPr/>
+                  </pic:nvPicPr>
+                  <pic:blipFill rotWithShape="1">
+                    <a:blip r:embed="rId18"/>
+                    <a:srcRect t="3658" b="1"/>
+                    <a:stretch>
+                      <a:fillRect/>
+                    </a:stretch>
+                  </pic:blipFill>
+                  <pic:spPr bwMode="auto">
+                    <a:xfrm>
+                      <a:off x="0" y="0"/>
+                      <a:ext cx="5581015" cy="2890012"/>
+                    </a:xfrm>
+                    <a:prstGeom prst="rect">
+                      <a:avLst/>
+                    </a:prstGeom>
+                    <a:ln>
+                      <a:noFill/>
+                    </a:ln>
+                    <a:extLst>
+                      <a:ext uri="{53640926-AAD7-44D8-BBD7-CCE9431645EC}">
+                        <a14:shadowObscured xmlns:a14="http://schemas.microsoft.com/office/drawing/2010/main"/>
+                      </a:ext>
+                    </a:extLst>
+                  </pic:spPr>
+                </pic:pic>
+              </a:graphicData>
+            </a:graphic>
+          </wp:inline>
+        </w:drawing>
+      </w:r>
+    </w:p>
+    <w:p>
+      <w:pPr>
+        <w:pStyle w:val="Prrafodelista"/>
+        <w:numPr>
+          <w:ilvl w:val="0"/>
+          <w:numId w:val="1"/>
+        </w:numPr>
+        <w:spacing w:after="60"/>
+      </w:pPr>
+      <w:r>
+        <w:t>El séptimo paso recopila la información financiera del productor. Este paso es opcional y puede omitirse si el beneficiario no dispone de los datos en el momento de la visita.</w:t>
+      </w:r>
+    </w:p>
+    <w:p>
+      <w:pPr>
+        <w:pStyle w:val="Prrafodelista"/>
+        <w:numPr>
+          <w:ilvl w:val="0"/>
+          <w:numId w:val="1"/>
+        </w:numPr>
+        <w:spacing w:after="60"/>
+      </w:pPr>
+    </w:p>
+    <w:p>
+      <w:pPr>
+        <w:pStyle w:val="Prrafodelista"/>
+        <w:numPr>
+          <w:ilvl w:val="0"/>
+          <w:numId w:val="1"/>
+        </w:numPr>
+        <w:spacing w:after="60"/>
+      </w:pPr>
+      <w:r>
+        <w:rPr>
+          <w:noProof/>
+        </w:rPr>
+        <w:drawing>
+          <wp:inline distT="0" distB="0" distL="0" distR="0" wp14:anchorId="111EF99B" wp14:editId="143591EB">
+            <wp:extent cx="5581015" cy="2897327"/>
+            <wp:effectExtent l="0" t="0" r="635" b="0"/>
+            <wp:docPr id="707699771" name="Imagen 1"/>
+            <wp:cNvGraphicFramePr>
+              <a:graphicFrameLocks xmlns:a="http://schemas.openxmlformats.org/drawingml/2006/main" noChangeAspect="1"/>
+            </wp:cNvGraphicFramePr>
+            <a:graphic xmlns:a="http://schemas.openxmlformats.org/drawingml/2006/main">
+              <a:graphicData uri="http://schemas.openxmlformats.org/drawingml/2006/picture">
+                <pic:pic xmlns:pic="http://schemas.openxmlformats.org/drawingml/2006/picture">
+                  <pic:nvPicPr>
+                    <pic:cNvPr id="707699771" name=""/>
+                    <pic:cNvPicPr/>
+                  </pic:nvPicPr>
+                  <pic:blipFill rotWithShape="1">
+                    <a:blip r:embed="rId19"/>
+                    <a:srcRect t="3414"/>
+                    <a:stretch>
+                      <a:fillRect/>
+                    </a:stretch>
+                  </pic:blipFill>
+                  <pic:spPr bwMode="auto">
+                    <a:xfrm>
+                      <a:off x="0" y="0"/>
+                      <a:ext cx="5581015" cy="2897327"/>
+                    </a:xfrm>
+                    <a:prstGeom prst="rect">
+                      <a:avLst/>
+                    </a:prstGeom>
+                    <a:ln>
+                      <a:noFill/>
+                    </a:ln>
+                    <a:extLst>
+                      <a:ext uri="{53640926-AAD7-44D8-BBD7-CCE9431645EC}">
+                        <a14:shadowObscured xmlns:a14="http://schemas.microsoft.com/office/drawing/2010/main"/>
+                      </a:ext>
+                    </a:extLst>
+                  </pic:spPr>
+                </pic:pic>
+              </a:graphicData>
+            </a:graphic>
+          </wp:inline>
+        </w:drawing>
+      </w:r>
+    </w:p>
+    <w:p>
+      <w:pPr>
+        <w:pStyle w:val="Prrafodelista"/>
+        <w:numPr>
+          <w:ilvl w:val="0"/>
+          <w:numId w:val="1"/>
+        </w:numPr>
+        <w:spacing w:after="60"/>
+      </w:pPr>
+      <w:r>
+        <w:t xml:space="preserve">En el octavo paso se cargan las fotografías y la firma del beneficiario, elementos requeridos para los procesos de verificación en centrales de riesgo, siempre que el agricultor haya otorgado su autorización y manifieste interés en acceder a financiación a través del programa. </w:t>
+      </w:r>
+    </w:p>
+    <w:p>
+      <w:pPr>
+        <w:pStyle w:val="Prrafodelista"/>
+        <w:numPr>
+          <w:ilvl w:val="0"/>
+          <w:numId w:val="1"/>
+        </w:numPr>
+        <w:spacing w:after="60"/>
+      </w:pPr>
+    </w:p>
+    <w:p>
+      <w:pPr>
+        <w:pStyle w:val="Prrafodelista"/>
+        <w:numPr>
+          <w:ilvl w:val="0"/>
+          <w:numId w:val="1"/>
+        </w:numPr>
+        <w:spacing w:after="60"/>
+      </w:pPr>
+      <w:r>
+        <w:rPr>
+          <w:noProof/>
+        </w:rPr>
+        <w:lastRenderedPageBreak/>
+        <w:drawing>
+          <wp:inline distT="0" distB="0" distL="0" distR="0" wp14:anchorId="7DF254E4" wp14:editId="3FC10FD4">
+            <wp:extent cx="5581015" cy="2875382"/>
+            <wp:effectExtent l="0" t="0" r="635" b="1270"/>
+            <wp:docPr id="1798080769" name="Imagen 1"/>
+            <wp:cNvGraphicFramePr>
+              <a:graphicFrameLocks xmlns:a="http://schemas.openxmlformats.org/drawingml/2006/main" noChangeAspect="1"/>
+            </wp:cNvGraphicFramePr>
+            <a:graphic xmlns:a="http://schemas.openxmlformats.org/drawingml/2006/main">
+              <a:graphicData uri="http://schemas.openxmlformats.org/drawingml/2006/picture">
+                <pic:pic xmlns:pic="http://schemas.openxmlformats.org/drawingml/2006/picture">
+                  <pic:nvPicPr>
+                    <pic:cNvPr id="1798080769" name=""/>
+                    <pic:cNvPicPr/>
+                  </pic:nvPicPr>
+                  <pic:blipFill rotWithShape="1">
+                    <a:blip r:embed="rId20"/>
+                    <a:srcRect t="4145"/>
+                    <a:stretch>
+                      <a:fillRect/>
+                    </a:stretch>
+                  </pic:blipFill>
+                  <pic:spPr bwMode="auto">
+                    <a:xfrm>
+                      <a:off x="0" y="0"/>
+                      <a:ext cx="5581015" cy="2875382"/>
+                    </a:xfrm>
+                    <a:prstGeom prst="rect">
+                      <a:avLst/>
+                    </a:prstGeom>
+                    <a:ln>
+                      <a:noFill/>
+                    </a:ln>
+                    <a:extLst>
+                      <a:ext uri="{53640926-AAD7-44D8-BBD7-CCE9431645EC}">
+                        <a14:shadowObscured xmlns:a14="http://schemas.microsoft.com/office/drawing/2010/main"/>
+                      </a:ext>
+                    </a:extLst>
+                  </pic:spPr>
+                </pic:pic>
+              </a:graphicData>
+            </a:graphic>
+          </wp:inline>
+        </w:drawing>
+      </w:r>
+    </w:p>
+    <w:p>
+      <w:pPr>
+        <w:pStyle w:val="Prrafodelista"/>
+        <w:numPr>
+          <w:ilvl w:val="0"/>
+          <w:numId w:val="1"/>
+        </w:numPr>
+        <w:spacing w:after="60"/>
+      </w:pPr>
+    </w:p>
+    <w:p>
+      <w:pPr>
+        <w:pStyle w:val="Prrafodelista"/>
+        <w:numPr>
+          <w:ilvl w:val="0"/>
+          <w:numId w:val="1"/>
+        </w:numPr>
+        <w:spacing w:after="60"/>
+      </w:pPr>
+      <w:r>
+        <w:rPr>
+          <w:noProof/>
+        </w:rPr>
+        <w:drawing>
+          <wp:inline distT="0" distB="0" distL="0" distR="0" wp14:anchorId="4F4772C4" wp14:editId="469261BE">
+            <wp:extent cx="5581015" cy="2882697"/>
+            <wp:effectExtent l="0" t="0" r="635" b="0"/>
+            <wp:docPr id="518336037" name="Imagen 1"/>
+            <wp:cNvGraphicFramePr>
+              <a:graphicFrameLocks xmlns:a="http://schemas.openxmlformats.org/drawingml/2006/main" noChangeAspect="1"/>
+            </wp:cNvGraphicFramePr>
+            <a:graphic xmlns:a="http://schemas.openxmlformats.org/drawingml/2006/main">
+              <a:graphicData uri="http://schemas.openxmlformats.org/drawingml/2006/picture">
+                <pic:pic xmlns:pic="http://schemas.openxmlformats.org/drawingml/2006/picture">
+                  <pic:nvPicPr>
+                    <pic:cNvPr id="518336037" name=""/>
+                    <pic:cNvPicPr/>
+                  </pic:nvPicPr>
+                  <pic:blipFill rotWithShape="1">
+                    <a:blip r:embed="rId21"/>
+                    <a:srcRect t="3902"/>
+                    <a:stretch>
+                      <a:fillRect/>
+                    </a:stretch>
+                  </pic:blipFill>
+                  <pic:spPr bwMode="auto">
+                    <a:xfrm>
+                      <a:off x="0" y="0"/>
+                      <a:ext cx="5581015" cy="2882697"/>
+                    </a:xfrm>
+                    <a:prstGeom prst="rect">
+                      <a:avLst/>
+                    </a:prstGeom>
+                    <a:ln>
+                      <a:noFill/>
+                    </a:ln>
+                    <a:extLst>
+                      <a:ext uri="{53640926-AAD7-44D8-BBD7-CCE9431645EC}">
+                        <a14:shadowObscured xmlns:a14="http://schemas.microsoft.com/office/drawing/2010/main"/>
+                      </a:ext>
+                    </a:extLst>
+                  </pic:spPr>
+                </pic:pic>
+              </a:graphicData>
+            </a:graphic>
+          </wp:inline>
+        </w:drawing>
+      </w:r>
+    </w:p>
+    <w:p>
+      <w:pPr>
+        <w:pStyle w:val="Prrafodelista"/>
+        <w:numPr>
+          <w:ilvl w:val="0"/>
+          <w:numId w:val="1"/>
+        </w:numPr>
+        <w:spacing w:after="60"/>
+      </w:pPr>
+      <w:r>
+        <w:t xml:space="preserve">Para el proceso de la firma, esta podría ser cargada en caso de que se tenga previamente en formato PNG o JPG, haciendo clic en el respectivo botón de “cargar firma”, ubicado en la parte inferior izquierda o si bien no contamos con este requisito, podremos firmar con el mouse o con el dedo en caso de estar diligenciando el formulario desde un dispositivo móvil, para este proceso dibujamos dentro del recuadro y al finalizar </w:t>
+      </w:r>
+      <w:r>
+        <w:t>el sistema detectará automáticamente la firma, tal como se muestra en la siguiente imagen.</w:t>
+      </w:r>
+    </w:p>
+    <w:p>
+      <w:pPr>
+        <w:pStyle w:val="Prrafodelista"/>
+        <w:numPr>
+          <w:ilvl w:val="0"/>
+          <w:numId w:val="1"/>
+        </w:numPr>
+        <w:spacing w:after="60"/>
+      </w:pPr>
+    </w:p>
+    <w:p>
+      <w:pPr>
+        <w:pStyle w:val="Prrafodelista"/>
+        <w:numPr>
+          <w:ilvl w:val="0"/>
+          <w:numId w:val="1"/>
+        </w:numPr>
+        <w:spacing w:after="60"/>
+      </w:pPr>
+      <w:r>
+        <w:rPr>
+          <w:noProof/>
+        </w:rPr>
+        <w:lastRenderedPageBreak/>
+        <w:drawing>
+          <wp:inline distT="0" distB="0" distL="0" distR="0" wp14:anchorId="59886ECF" wp14:editId="0A644BE1">
+            <wp:extent cx="5581015" cy="2897328"/>
+            <wp:effectExtent l="0" t="0" r="635" b="0"/>
+            <wp:docPr id="1513333794" name="Imagen 1"/>
+            <wp:cNvGraphicFramePr>
+              <a:graphicFrameLocks xmlns:a="http://schemas.openxmlformats.org/drawingml/2006/main" noChangeAspect="1"/>
+            </wp:cNvGraphicFramePr>
+            <a:graphic xmlns:a="http://schemas.openxmlformats.org/drawingml/2006/main">
+              <a:graphicData uri="http://schemas.openxmlformats.org/drawingml/2006/picture">
+                <pic:pic xmlns:pic="http://schemas.openxmlformats.org/drawingml/2006/picture">
+                  <pic:nvPicPr>
+                    <pic:cNvPr id="1513333794" name=""/>
+                    <pic:cNvPicPr/>
+                  </pic:nvPicPr>
+                  <pic:blipFill rotWithShape="1">
+                    <a:blip r:embed="rId22"/>
+                    <a:srcRect t="3414"/>
+                    <a:stretch>
+                      <a:fillRect/>
+                    </a:stretch>
+                  </pic:blipFill>
+                  <pic:spPr bwMode="auto">
+                    <a:xfrm>
+                      <a:off x="0" y="0"/>
+                      <a:ext cx="5581015" cy="2897328"/>
+                    </a:xfrm>
+                    <a:prstGeom prst="rect">
+                      <a:avLst/>
+                    </a:prstGeom>
+                    <a:ln>
+                      <a:noFill/>
+                    </a:ln>
+                    <a:extLst>
+                      <a:ext uri="{53640926-AAD7-44D8-BBD7-CCE9431645EC}">
+                        <a14:shadowObscured xmlns:a14="http://schemas.microsoft.com/office/drawing/2010/main"/>
+                      </a:ext>
+                    </a:extLst>
+                  </pic:spPr>
+                </pic:pic>
+              </a:graphicData>
+            </a:graphic>
+          </wp:inline>
+        </w:drawing>
+      </w:r>
+    </w:p>
+    <w:p>
+      <w:pPr>
+        <w:pStyle w:val="Prrafodelista"/>
+        <w:numPr>
+          <w:ilvl w:val="0"/>
+          <w:numId w:val="1"/>
+        </w:numPr>
+        <w:spacing w:after="60"/>
+      </w:pPr>
+      <w:r>
+        <w:t>En el noveno y último paso se presentan las políticas de tratamiento de datos y las autorizaciones del formulario. De las cuatro o cinco opciones disponibles, dos son de aceptación obligatoria para poder enviar la solicitud.</w:t>
+      </w:r>
+    </w:p>
+    <w:p>
+      <w:pPr>
+        <w:pStyle w:val="Prrafodelista"/>
+        <w:numPr>
+          <w:ilvl w:val="0"/>
+          <w:numId w:val="1"/>
+        </w:numPr>
+        <w:spacing w:after="60"/>
+      </w:pPr>
+    </w:p>
+    <w:p>
+      <w:pPr>
+        <w:pStyle w:val="Prrafodelista"/>
+        <w:numPr>
+          <w:ilvl w:val="0"/>
+          <w:numId w:val="1"/>
+        </w:numPr>
+        <w:spacing w:after="60"/>
+      </w:pPr>
+      <w:r>
+        <w:rPr>
+          <w:noProof/>
+        </w:rPr>
+        <w:drawing>
+          <wp:inline distT="0" distB="0" distL="0" distR="0" wp14:anchorId="17694DA1" wp14:editId="38524D2F">
+            <wp:extent cx="5581015" cy="2897327"/>
+            <wp:effectExtent l="0" t="0" r="635" b="0"/>
+            <wp:docPr id="1477583970" name="Imagen 1"/>
+            <wp:cNvGraphicFramePr>
+              <a:graphicFrameLocks xmlns:a="http://schemas.openxmlformats.org/drawingml/2006/main" noChangeAspect="1"/>
+            </wp:cNvGraphicFramePr>
+            <a:graphic xmlns:a="http://schemas.openxmlformats.org/drawingml/2006/main">
+              <a:graphicData uri="http://schemas.openxmlformats.org/drawingml/2006/picture">
+                <pic:pic xmlns:pic="http://schemas.openxmlformats.org/drawingml/2006/picture">
+                  <pic:nvPicPr>
+                    <pic:cNvPr id="1477583970" name=""/>
+                    <pic:cNvPicPr/>
+                  </pic:nvPicPr>
+                  <pic:blipFill rotWithShape="1">
+                    <a:blip r:embed="rId23"/>
+                    <a:srcRect t="3414"/>
+                    <a:stretch>
+                      <a:fillRect/>
+                    </a:stretch>
+                  </pic:blipFill>
+                  <pic:spPr bwMode="auto">
+                    <a:xfrm>
+                      <a:off x="0" y="0"/>
+                      <a:ext cx="5581015" cy="2897327"/>
+                    </a:xfrm>
+                    <a:prstGeom prst="rect">
+                      <a:avLst/>
+                    </a:prstGeom>
+                    <a:ln>
+                      <a:noFill/>
+                    </a:ln>
+                    <a:extLst>
+                      <a:ext uri="{53640926-AAD7-44D8-BBD7-CCE9431645EC}">
+                        <a14:shadowObscured xmlns:a14="http://schemas.microsoft.com/office/drawing/2010/main"/>
+                      </a:ext>
+                    </a:extLst>
+                  </pic:spPr>
+                </pic:pic>
+              </a:graphicData>
+            </a:graphic>
+          </wp:inline>
+        </w:drawing>
+      </w:r>
+    </w:p>
+    <w:p>
+      <w:pPr>
+        <w:pStyle w:val="Prrafodelista"/>
+        <w:numPr>
+          <w:ilvl w:val="0"/>
+          <w:numId w:val="1"/>
+        </w:numPr>
+        <w:spacing w:after="60"/>
+      </w:pPr>
+      <w:r>
+        <w:t>Dos de estas son de carácter obligatorio y si no son seleccionadas no se concederá acceso a guardar el registro, una vez aceptadas las condiciones obligatorias, se nos habilita el botón de “Guardar caracterización”, de la siguiente forma</w:t>
+      </w:r>
+    </w:p>
+    <w:p>
+      <w:pPr>
+        <w:pStyle w:val="Prrafodelista"/>
+        <w:numPr>
+          <w:ilvl w:val="0"/>
+          <w:numId w:val="1"/>
+        </w:numPr>
+        <w:spacing w:after="60"/>
+      </w:pPr>
+    </w:p>
+    <w:p>
+      <w:pPr>
+        <w:pStyle w:val="Prrafodelista"/>
+        <w:numPr>
+          <w:ilvl w:val="0"/>
+          <w:numId w:val="1"/>
+        </w:numPr>
+        <w:spacing w:after="60"/>
+      </w:pPr>
+      <w:r>
+        <w:rPr>
+          <w:noProof/>
+        </w:rPr>
+        <w:lastRenderedPageBreak/>
+        <w:drawing>
+          <wp:inline distT="0" distB="0" distL="0" distR="0" wp14:anchorId="78D9A9FA" wp14:editId="197C1762">
+            <wp:extent cx="5581015" cy="2882697"/>
+            <wp:effectExtent l="0" t="0" r="635" b="0"/>
+            <wp:docPr id="175697309" name="Imagen 1"/>
+            <wp:cNvGraphicFramePr>
+              <a:graphicFrameLocks xmlns:a="http://schemas.openxmlformats.org/drawingml/2006/main" noChangeAspect="1"/>
+            </wp:cNvGraphicFramePr>
+            <a:graphic xmlns:a="http://schemas.openxmlformats.org/drawingml/2006/main">
+              <a:graphicData uri="http://schemas.openxmlformats.org/drawingml/2006/picture">
+                <pic:pic xmlns:pic="http://schemas.openxmlformats.org/drawingml/2006/picture">
+                  <pic:nvPicPr>
+                    <pic:cNvPr id="175697309" name=""/>
+                    <pic:cNvPicPr/>
+                  </pic:nvPicPr>
+                  <pic:blipFill rotWithShape="1">
+                    <a:blip r:embed="rId24"/>
+                    <a:srcRect t="3902"/>
+                    <a:stretch>
+                      <a:fillRect/>
+                    </a:stretch>
+                  </pic:blipFill>
+                  <pic:spPr bwMode="auto">
+                    <a:xfrm>
+                      <a:off x="0" y="0"/>
+                      <a:ext cx="5581015" cy="2882697"/>
+                    </a:xfrm>
+                    <a:prstGeom prst="rect">
+                      <a:avLst/>
+                    </a:prstGeom>
+                    <a:ln>
+                      <a:noFill/>
+                    </a:ln>
+                    <a:extLst>
+                      <a:ext uri="{53640926-AAD7-44D8-BBD7-CCE9431645EC}">
+                        <a14:shadowObscured xmlns:a14="http://schemas.microsoft.com/office/drawing/2010/main"/>
+                      </a:ext>
+                    </a:extLst>
+                  </pic:spPr>
+                </pic:pic>
+              </a:graphicData>
+            </a:graphic>
+          </wp:inline>
+        </w:drawing>
+      </w:r>
+    </w:p>
+    <w:p>
+      <w:pPr>
+        <w:pStyle w:val="Prrafodelista"/>
+        <w:numPr>
+          <w:ilvl w:val="0"/>
+          <w:numId w:val="1"/>
+        </w:numPr>
+        <w:spacing w:after="60"/>
+      </w:pPr>
+      <w:r>
+        <w:t>Al completar el proceso, el sistema genera un número de radicado que puede conservarse como soporte de la solicitud. Adicionalmente, al correo electrónico registrado en la información del beneficiario se envían las credenciales de acceso a la plataforma.</w:t>
       </w:r>
     </w:p>
     <w:p>
@@ -1717,8 +3047,8 @@
         <w:tblLook w:val="0000" w:firstRow="0" w:lastRow="0" w:firstColumn="0" w:lastColumn="0" w:noHBand="0" w:noVBand="0"/>
       </w:tblPr>
       <w:tblGrid>
-        <w:gridCol w:w="2891"/>
-        <w:gridCol w:w="5896"/>
+        <w:gridCol w:w="2923"/>
+        <w:gridCol w:w="5864"/>
       </w:tblGrid>
       <w:tr>
         <w:tc>
@@ -1827,23 +3157,23 @@
           </w:tcPr>
           <w:p>
             <w:r>
-              <w:t>¿Qué pasa si pierdo internet durante el llenado?</w:t>
-            </w:r>
-          </w:p>
-        </w:tc>
-        <w:tc>
-          <w:tcPr>
-            <w:tcW w:w="0" w:type="auto"/>
-            <w:tcMar>
-              <w:top w:w="40" w:type="dxa"/>
-              <w:left w:w="80" w:type="dxa"/>
-              <w:bottom w:w="40" w:type="dxa"/>
-              <w:right w:w="80" w:type="dxa"/>
-            </w:tcMar>
-          </w:tcPr>
-          <w:p>
-            <w:r>
-              <w:t>Los datos se conservan en la página mientras el navegador no se cierre. Recuperar conexión y presionar Enviar.</w:t>
+              <w:t>¿Qué hago si cometí un error al llenar el formulario?</w:t>
+            </w:r>
+          </w:p>
+        </w:tc>
+        <w:tc>
+          <w:tcPr>
+            <w:tcW w:w="0" w:type="auto"/>
+            <w:tcMar>
+              <w:top w:w="40" w:type="dxa"/>
+              <w:left w:w="80" w:type="dxa"/>
+              <w:bottom w:w="40" w:type="dxa"/>
+              <w:right w:w="80" w:type="dxa"/>
+            </w:tcMar>
+          </w:tcPr>
+          <w:p>
+            <w:r>
+              <w:t>Contacte a su asesor o al administrador del programa. Ellos pueden editar la caracterización y corregir los datos registrados.</w:t>
             </w:r>
           </w:p>
         </w:tc>
@@ -1928,7 +3258,7 @@
     </w:tbl>
     <w:p/>
     <w:sectPr>
-      <w:headerReference w:type="default" r:id="rId10"/>
+      <w:headerReference w:type="default" r:id="rId25"/>
       <w:pgSz w:w="11906" w:h="16838"/>
       <w:pgMar w:top="1417" w:right="1417" w:bottom="1417" w:left="1700" w:header="708" w:footer="708" w:gutter="0"/>
       <w:cols w:space="720"/>
